--- a/docs/notes/within.docx
+++ b/docs/notes/within.docx
@@ -7,13 +7,7 @@
         <w:pStyle w:val="Title"/>
       </w:pPr>
       <w:r>
-        <w:t xml:space="preserve">Within-host</w:t>
-      </w:r>
-      <w:r>
-        <w:t xml:space="preserve"> </w:t>
-      </w:r>
-      <w:r>
-        <w:t xml:space="preserve">dynamics</w:t>
+        <w:t xml:space="preserve">Within-host dynamics</w:t>
       </w:r>
     </w:p>
     <w:p>
@@ -33,8 +27,8 @@
       </w:r>
       <w:r>
         <w:rPr>
+          <w:i/>
           <w:iCs/>
-          <w:i/>
         </w:rPr>
         <w:t xml:space="preserve">recognition</w:t>
       </w:r>
@@ -49,8 +43,8 @@
       </w:r>
       <w:r>
         <w:rPr>
+          <w:i/>
           <w:iCs/>
-          <w:i/>
         </w:rPr>
         <w:t xml:space="preserve">effector</w:t>
       </w:r>
@@ -96,52 +90,52 @@
     </w:p>
     <w:p>
       <w:pPr>
+        <w:pStyle w:val="Compact"/>
         <w:numPr>
           <w:ilvl w:val="0"/>
           <w:numId w:val="1001"/>
         </w:numPr>
+      </w:pPr>
+      <w:r>
+        <w:t xml:space="preserve">Early HIV antivirals: relatively ineffective due to rapid mutation</w:t>
+      </w:r>
+    </w:p>
+    <w:p>
+      <w:pPr>
         <w:pStyle w:val="Compact"/>
-      </w:pPr>
-      <w:r>
-        <w:t xml:space="preserve">Early HIV antivirals: relatively ineffective due to rapid mutation</w:t>
-      </w:r>
-    </w:p>
-    <w:p>
-      <w:pPr>
         <w:numPr>
           <w:ilvl w:val="0"/>
           <w:numId w:val="1001"/>
         </w:numPr>
+      </w:pPr>
+      <w:r>
+        <w:t xml:space="preserve">Large decline in virus loads (up to 300-fold decline in viral RNA in some patients)</w:t>
+      </w:r>
+    </w:p>
+    <w:p>
+      <w:pPr>
         <w:pStyle w:val="Compact"/>
-      </w:pPr>
-      <w:r>
-        <w:t xml:space="preserve">Large decline in virus loads (up to 300-fold decline in viral RNA in some patients)</w:t>
-      </w:r>
-    </w:p>
-    <w:p>
-      <w:pPr>
         <w:numPr>
           <w:ilvl w:val="0"/>
           <w:numId w:val="1001"/>
         </w:numPr>
+      </w:pPr>
+      <w:r>
+        <w:t xml:space="preserve">but no clearance</w:t>
+      </w:r>
+    </w:p>
+    <w:p>
+      <w:pPr>
         <w:pStyle w:val="Compact"/>
-      </w:pPr>
-      <w:r>
-        <w:t xml:space="preserve">but no clearance</w:t>
-      </w:r>
-    </w:p>
-    <w:p>
-      <w:pPr>
         <w:numPr>
           <w:ilvl w:val="0"/>
           <w:numId w:val="1001"/>
         </w:numPr>
-        <w:pStyle w:val="Compact"/>
       </w:pPr>
       <w:r>
         <w:rPr>
+          <w:b/>
           <w:bCs/>
-          <w:b/>
         </w:rPr>
         <w:t xml:space="preserve">within-host</w:t>
       </w:r>
@@ -268,20 +262,14 @@
     </w:p>
     <w:p>
       <w:pPr>
+        <w:pStyle w:val="Compact"/>
         <w:numPr>
           <w:ilvl w:val="0"/>
           <w:numId w:val="1002"/>
         </w:numPr>
-        <w:pStyle w:val="Compact"/>
-      </w:pPr>
-      <w:r>
-        <w:t xml:space="preserve">“</w:t>
-      </w:r>
-      <w:r>
-        <w:t xml:space="preserve">virus load paradox</w:t>
-      </w:r>
-      <w:r>
-        <w:t xml:space="preserve">”</w:t>
+      </w:pPr>
+      <w:r>
+        <w:t xml:space="preserve">“virus load paradox”</w:t>
       </w:r>
       <w:r>
         <w:t xml:space="preserve">: if</w:t>
@@ -314,8 +302,8 @@
       </w:r>
       <w:r>
         <w:rPr>
+          <w:b/>
           <w:bCs/>
-          <w:b/>
         </w:rPr>
         <w:t xml:space="preserve">below</w:t>
       </w:r>
@@ -338,7 +326,7 @@
           <m:m>
             <m:mPr>
               <m:baseJc m:val="center"/>
-              <m:plcHide m:val="1"/>
+              <m:plcHide m:val="on"/>
               <m:mcs>
                 <m:mc>
                   <m:mcPr>
@@ -477,35 +465,35 @@
     </w:p>
     <w:p>
       <w:pPr>
+        <w:pStyle w:val="Compact"/>
         <w:numPr>
           <w:ilvl w:val="0"/>
           <w:numId w:val="1003"/>
         </w:numPr>
+      </w:pPr>
+      <w:r>
+        <w:t xml:space="preserve">add a drug-resistant type to the model</w:t>
+      </w:r>
+    </w:p>
+    <w:p>
+      <w:pPr>
         <w:pStyle w:val="Compact"/>
-      </w:pPr>
-      <w:r>
-        <w:t xml:space="preserve">add a drug-resistant type to the model</w:t>
-      </w:r>
-    </w:p>
-    <w:p>
-      <w:pPr>
         <w:numPr>
           <w:ilvl w:val="0"/>
           <w:numId w:val="1003"/>
         </w:numPr>
+      </w:pPr>
+      <w:r>
+        <w:t xml:space="preserve">add mutation (and back-mutation) to the model</w:t>
+      </w:r>
+    </w:p>
+    <w:p>
+      <w:pPr>
         <w:pStyle w:val="Compact"/>
-      </w:pPr>
-      <w:r>
-        <w:t xml:space="preserve">add mutation (and back-mutation) to the model</w:t>
-      </w:r>
-    </w:p>
-    <w:p>
-      <w:pPr>
         <w:numPr>
           <w:ilvl w:val="0"/>
           <w:numId w:val="1003"/>
         </w:numPr>
-        <w:pStyle w:val="Compact"/>
       </w:pPr>
       <w:r>
         <w:t xml:space="preserve">add immune responses (</w:t>
@@ -560,47 +548,47 @@
     </w:p>
     <w:p>
       <w:pPr>
+        <w:pStyle w:val="Compact"/>
         <w:numPr>
           <w:ilvl w:val="0"/>
           <w:numId w:val="1003"/>
         </w:numPr>
+      </w:pPr>
+      <w:r>
+        <w:t xml:space="preserve">homeostasis of infectible cells (logistic growth)</w:t>
+      </w:r>
+    </w:p>
+    <w:p>
+      <w:pPr>
         <w:pStyle w:val="Compact"/>
-      </w:pPr>
-      <w:r>
-        <w:t xml:space="preserve">homeostasis of infectible cells (logistic growth)</w:t>
-      </w:r>
-    </w:p>
-    <w:p>
-      <w:pPr>
         <w:numPr>
           <w:ilvl w:val="0"/>
           <w:numId w:val="1003"/>
         </w:numPr>
+      </w:pPr>
+      <w:r>
+        <w:t xml:space="preserve">virus-induced killing of uninfected cells (e.g. gp120 shedding)</w:t>
+      </w:r>
+    </w:p>
+    <w:p>
+      <w:pPr>
         <w:pStyle w:val="Compact"/>
-      </w:pPr>
-      <w:r>
-        <w:t xml:space="preserve">virus-induced killing of uninfected cells (e.g. gp120 shedding)</w:t>
-      </w:r>
-    </w:p>
-    <w:p>
-      <w:pPr>
         <w:numPr>
           <w:ilvl w:val="0"/>
           <w:numId w:val="1003"/>
         </w:numPr>
+      </w:pPr>
+      <w:r>
+        <w:t xml:space="preserve">differential effects of drug on different types</w:t>
+      </w:r>
+    </w:p>
+    <w:p>
+      <w:pPr>
         <w:pStyle w:val="Compact"/>
-      </w:pPr>
-      <w:r>
-        <w:t xml:space="preserve">differential effects of drug on different types</w:t>
-      </w:r>
-    </w:p>
-    <w:p>
-      <w:pPr>
         <w:numPr>
           <w:ilvl w:val="0"/>
           <w:numId w:val="1003"/>
         </w:numPr>
-        <w:pStyle w:val="Compact"/>
       </w:pPr>
       <w:r>
         <w:t xml:space="preserve">distribution of infectibility</w:t>
@@ -665,31 +653,31 @@
     </w:p>
     <w:p>
       <w:pPr>
+        <w:pStyle w:val="Compact"/>
         <w:numPr>
           <w:ilvl w:val="0"/>
           <w:numId w:val="1004"/>
         </w:numPr>
+      </w:pPr>
+      <w:r>
+        <w:t xml:space="preserve">intracellular bacterium</w:t>
+      </w:r>
+    </w:p>
+    <w:p>
+      <w:pPr>
+        <w:pStyle w:val="FirstParagraph"/>
+      </w:pPr>
+      <w:r>
+        <w:t xml:space="preserve">Brown et al. (2006)</w:t>
+      </w:r>
+    </w:p>
+    <w:p>
+      <w:pPr>
         <w:pStyle w:val="Compact"/>
-      </w:pPr>
-      <w:r>
-        <w:t xml:space="preserve">intracellular bacterium</w:t>
-      </w:r>
-    </w:p>
-    <w:p>
-      <w:pPr>
-        <w:pStyle w:val="FirstParagraph"/>
-      </w:pPr>
-      <w:r>
-        <w:t xml:space="preserve">Brown et al. (2006)</w:t>
-      </w:r>
-    </w:p>
-    <w:p>
-      <w:pPr>
         <w:numPr>
           <w:ilvl w:val="0"/>
           <w:numId w:val="1005"/>
         </w:numPr>
-        <w:pStyle w:val="Compact"/>
       </w:pPr>
       <w:r>
         <w:t xml:space="preserve">model:</w:t>
@@ -744,11 +732,11 @@
     </w:p>
     <w:p>
       <w:pPr>
+        <w:pStyle w:val="Compact"/>
         <w:numPr>
           <w:ilvl w:val="0"/>
           <w:numId w:val="1006"/>
         </w:numPr>
-        <w:pStyle w:val="Compact"/>
       </w:pPr>
       <w:r>
         <w:t xml:space="preserve">assume that host cells are always available (infinite</w:t>
@@ -814,11 +802,11 @@
     </w:p>
     <w:p>
       <w:pPr>
+        <w:pStyle w:val="Compact"/>
         <w:numPr>
           <w:ilvl w:val="0"/>
           <w:numId w:val="1007"/>
         </w:numPr>
-        <w:pStyle w:val="Compact"/>
       </w:pPr>
       <w:r>
         <w:t xml:space="preserve">distribution: two categories, or a range of</w:t>
@@ -828,8 +816,8 @@
       </w:r>
       <w:r>
         <w:rPr>
+          <w:b/>
           <w:bCs/>
-          <w:b/>
         </w:rPr>
         <w:t xml:space="preserve">burst sizes</w:t>
       </w:r>
@@ -886,65 +874,53 @@
     </w:p>
     <w:p>
       <w:pPr>
+        <w:pStyle w:val="Compact"/>
         <w:numPr>
           <w:ilvl w:val="0"/>
           <w:numId w:val="1008"/>
         </w:numPr>
+      </w:pPr>
+      <w:r>
+        <w:t xml:space="preserve">“constitutive”</w:t>
+      </w:r>
+      <w:r>
+        <w:t xml:space="preserve"> </w:t>
+      </w:r>
+      <w:r>
+        <w:t xml:space="preserve">vs</w:t>
+      </w:r>
+      <w:r>
+        <w:t xml:space="preserve"> </w:t>
+      </w:r>
+      <w:r>
+        <w:t xml:space="preserve">“stochastic”</w:t>
+      </w:r>
+      <w:r>
+        <w:t xml:space="preserve"> </w:t>
+      </w:r>
+      <w:r>
+        <w:t xml:space="preserve">models</w:t>
+      </w:r>
+    </w:p>
+    <w:p>
+      <w:pPr>
         <w:pStyle w:val="Compact"/>
-      </w:pPr>
-      <w:r>
-        <w:t xml:space="preserve">“</w:t>
-      </w:r>
-      <w:r>
-        <w:t xml:space="preserve">constitutive</w:t>
-      </w:r>
-      <w:r>
-        <w:t xml:space="preserve">”</w:t>
-      </w:r>
-      <w:r>
-        <w:t xml:space="preserve"> </w:t>
-      </w:r>
-      <w:r>
-        <w:t xml:space="preserve">vs</w:t>
-      </w:r>
-      <w:r>
-        <w:t xml:space="preserve"> </w:t>
-      </w:r>
-      <w:r>
-        <w:t xml:space="preserve">“</w:t>
-      </w:r>
-      <w:r>
-        <w:t xml:space="preserve">stochastic</w:t>
-      </w:r>
-      <w:r>
-        <w:t xml:space="preserve">”</w:t>
-      </w:r>
-      <w:r>
-        <w:t xml:space="preserve"> </w:t>
-      </w:r>
-      <w:r>
-        <w:t xml:space="preserve">models</w:t>
-      </w:r>
-    </w:p>
-    <w:p>
-      <w:pPr>
         <w:numPr>
           <w:ilvl w:val="0"/>
           <w:numId w:val="1008"/>
         </w:numPr>
+      </w:pPr>
+      <w:r>
+        <w:t xml:space="preserve">density-dependence in growth and/or burst probability?</w:t>
+      </w:r>
+    </w:p>
+    <w:p>
+      <w:pPr>
         <w:pStyle w:val="Compact"/>
-      </w:pPr>
-      <w:r>
-        <w:t xml:space="preserve">density-dependence in growth and/or burst probability?</w:t>
-      </w:r>
-    </w:p>
-    <w:p>
-      <w:pPr>
         <w:numPr>
           <w:ilvl w:val="0"/>
           <w:numId w:val="1008"/>
         </w:numPr>
-        <w:pStyle w:val="Compact"/>
       </w:pPr>
       <w:r>
         <w:t xml:space="preserve">extracellular killing (bactericidal) vs slowing/preventing intracellular growth (bacteriostatic)</w:t>
@@ -988,8 +964,8 @@
       </w:r>
       <w:r>
         <w:rPr>
+          <w:i/>
           <w:iCs/>
-          <w:i/>
         </w:rPr>
         <w:t xml:space="preserve">Journal of Virology</w:t>
       </w:r>
@@ -1079,8 +1055,8 @@
       </w:r>
       <w:r>
         <w:rPr>
+          <w:i/>
           <w:iCs/>
-          <w:i/>
         </w:rPr>
         <w:t xml:space="preserve">PLoS Biol</w:t>
       </w:r>
@@ -1119,7 +1095,7 @@
         <w:pStyle w:val="FirstParagraph"/>
       </w:pPr>
       <w:r>
-        <w:t xml:space="preserve">Last updated: 2023-10-15 16:00:45.846794</w:t>
+        <w:t xml:space="preserve">Last updated: 2025-08-21 15:00:58.573551</w:t>
       </w:r>
     </w:p>
     <w:bookmarkEnd w:id="45"/>
@@ -1154,14 +1130,14 @@
 <file path=word/numbering.xml><?xml version="1.0" encoding="utf-8"?>
 <w:numbering xmlns:w="http://schemas.openxmlformats.org/wordprocessingml/2006/main">
   <w:abstractNum w:abstractNumId="990">
-    <w:nsid w:val="A990"/>
+    <w:nsid w:val="0000A990"/>
     <w:multiLevelType w:val="multilevel"/>
     <w:lvl w:ilvl="0">
       <w:numFmt w:val="bullet"/>
       <w:lvlText w:val=" "/>
       <w:lvlJc w:val="left"/>
       <w:pPr>
-        <w:ind w:left="720" w:hanging="480"/>
+        <w:ind w:left="720" w:hanging="360"/>
       </w:pPr>
     </w:lvl>
     <w:lvl w:ilvl="1">
@@ -1169,7 +1145,7 @@
       <w:lvlText w:val=" "/>
       <w:lvlJc w:val="left"/>
       <w:pPr>
-        <w:ind w:left="1440" w:hanging="480"/>
+        <w:ind w:left="1440" w:hanging="360"/>
       </w:pPr>
     </w:lvl>
     <w:lvl w:ilvl="2">
@@ -1177,7 +1153,7 @@
       <w:lvlText w:val=" "/>
       <w:lvlJc w:val="left"/>
       <w:pPr>
-        <w:ind w:left="2160" w:hanging="480"/>
+        <w:ind w:left="2160" w:hanging="360"/>
       </w:pPr>
     </w:lvl>
     <w:lvl w:ilvl="3">
@@ -1185,7 +1161,7 @@
       <w:lvlText w:val=" "/>
       <w:lvlJc w:val="left"/>
       <w:pPr>
-        <w:ind w:left="2880" w:hanging="480"/>
+        <w:ind w:left="2880" w:hanging="360"/>
       </w:pPr>
     </w:lvl>
     <w:lvl w:ilvl="4">
@@ -1193,7 +1169,7 @@
       <w:lvlText w:val=" "/>
       <w:lvlJc w:val="left"/>
       <w:pPr>
-        <w:ind w:left="3600" w:hanging="480"/>
+        <w:ind w:left="3600" w:hanging="360"/>
       </w:pPr>
     </w:lvl>
     <w:lvl w:ilvl="5">
@@ -1201,7 +1177,7 @@
       <w:lvlText w:val=" "/>
       <w:lvlJc w:val="left"/>
       <w:pPr>
-        <w:ind w:left="4320" w:hanging="480"/>
+        <w:ind w:left="4320" w:hanging="360"/>
       </w:pPr>
     </w:lvl>
     <w:lvl w:ilvl="6">
@@ -1209,7 +1185,7 @@
       <w:lvlText w:val=" "/>
       <w:lvlJc w:val="left"/>
       <w:pPr>
-        <w:ind w:left="5040" w:hanging="480"/>
+        <w:ind w:left="5040" w:hanging="360"/>
       </w:pPr>
     </w:lvl>
     <w:lvl w:ilvl="7">
@@ -1217,7 +1193,7 @@
       <w:lvlText w:val=" "/>
       <w:lvlJc w:val="left"/>
       <w:pPr>
-        <w:ind w:left="5760" w:hanging="480"/>
+        <w:ind w:left="5760" w:hanging="360"/>
       </w:pPr>
     </w:lvl>
     <w:lvl w:ilvl="8">
@@ -1225,84 +1201,111 @@
       <w:lvlText w:val=" "/>
       <w:lvlJc w:val="left"/>
       <w:pPr>
-        <w:ind w:left="6480" w:hanging="480"/>
+        <w:ind w:left="6480" w:hanging="360"/>
       </w:pPr>
     </w:lvl>
   </w:abstractNum>
   <w:abstractNum w:abstractNumId="991">
-    <w:nsid w:val="A991"/>
+    <w:nsid w:val="0000A991"/>
     <w:multiLevelType w:val="multilevel"/>
     <w:lvl w:ilvl="0">
       <w:numFmt w:val="bullet"/>
-      <w:lvlText w:val="•"/>
+      <w:lvlText w:val=""/>
       <w:lvlJc w:val="left"/>
       <w:pPr>
-        <w:ind w:left="720" w:hanging="480"/>
-      </w:pPr>
+        <w:ind w:left="720" w:hanging="360"/>
+      </w:pPr>
+      <w:rPr>
+        <w:rFonts w:ascii="Symbol" w:hAnsi="Symbol" w:cs="Symbol" w:hint="default"/>
+      </w:rPr>
     </w:lvl>
     <w:lvl w:ilvl="1">
       <w:numFmt w:val="bullet"/>
-      <w:lvlText w:val="–"/>
+      <w:lvlText w:val="o"/>
       <w:lvlJc w:val="left"/>
       <w:pPr>
-        <w:ind w:left="1440" w:hanging="480"/>
-      </w:pPr>
+        <w:ind w:left="1440" w:hanging="360"/>
+      </w:pPr>
+      <w:rPr>
+        <w:rFonts w:ascii="Courier New" w:hAnsi="Courier New" w:cs="Courier New" w:hint="default"/>
+      </w:rPr>
     </w:lvl>
     <w:lvl w:ilvl="2">
       <w:numFmt w:val="bullet"/>
-      <w:lvlText w:val="•"/>
+      <w:lvlText w:val=""/>
       <w:lvlJc w:val="left"/>
       <w:pPr>
-        <w:ind w:left="2160" w:hanging="480"/>
-      </w:pPr>
+        <w:ind w:left="2160" w:hanging="360"/>
+      </w:pPr>
+      <w:rPr>
+        <w:rFonts w:ascii="Wingdings" w:hAnsi="Wingdings" w:cs="Wingdings" w:hint="default"/>
+      </w:rPr>
     </w:lvl>
     <w:lvl w:ilvl="3">
       <w:numFmt w:val="bullet"/>
-      <w:lvlText w:val="–"/>
+      <w:lvlText w:val=""/>
       <w:lvlJc w:val="left"/>
       <w:pPr>
-        <w:ind w:left="2880" w:hanging="480"/>
-      </w:pPr>
+        <w:ind w:left="2880" w:hanging="360"/>
+      </w:pPr>
+      <w:rPr>
+        <w:rFonts w:ascii="Symbol" w:hAnsi="Symbol" w:cs="Symbol" w:hint="default"/>
+      </w:rPr>
     </w:lvl>
     <w:lvl w:ilvl="4">
       <w:numFmt w:val="bullet"/>
-      <w:lvlText w:val="•"/>
+      <w:lvlText w:val="o"/>
       <w:lvlJc w:val="left"/>
       <w:pPr>
-        <w:ind w:left="3600" w:hanging="480"/>
-      </w:pPr>
+        <w:ind w:left="3600" w:hanging="360"/>
+      </w:pPr>
+      <w:rPr>
+        <w:rFonts w:ascii="Courier New" w:hAnsi="Courier New" w:cs="Courier New" w:hint="default"/>
+      </w:rPr>
     </w:lvl>
     <w:lvl w:ilvl="5">
       <w:numFmt w:val="bullet"/>
-      <w:lvlText w:val="–"/>
+      <w:lvlText w:val=""/>
       <w:lvlJc w:val="left"/>
       <w:pPr>
-        <w:ind w:left="4320" w:hanging="480"/>
-      </w:pPr>
+        <w:ind w:left="4320" w:hanging="360"/>
+      </w:pPr>
+      <w:rPr>
+        <w:rFonts w:ascii="Wingdings" w:hAnsi="Wingdings" w:cs="Wingdings" w:hint="default"/>
+      </w:rPr>
     </w:lvl>
     <w:lvl w:ilvl="6">
       <w:numFmt w:val="bullet"/>
-      <w:lvlText w:val="•"/>
+      <w:lvlText w:val=""/>
       <w:lvlJc w:val="left"/>
       <w:pPr>
-        <w:ind w:left="5040" w:hanging="480"/>
-      </w:pPr>
+        <w:ind w:left="5040" w:hanging="360"/>
+      </w:pPr>
+      <w:rPr>
+        <w:rFonts w:ascii="Symbol" w:hAnsi="Symbol" w:cs="Symbol" w:hint="default"/>
+      </w:rPr>
     </w:lvl>
     <w:lvl w:ilvl="7">
       <w:numFmt w:val="bullet"/>
-      <w:lvlText w:val="–"/>
+      <w:lvlText w:val="o"/>
       <w:lvlJc w:val="left"/>
       <w:pPr>
-        <w:ind w:left="5760" w:hanging="480"/>
-      </w:pPr>
+        <w:ind w:left="5760" w:hanging="360"/>
+      </w:pPr>
+      <w:rPr>
+        <w:rFonts w:ascii="Courier New" w:hAnsi="Courier New" w:cs="Courier New" w:hint="default"/>
+      </w:rPr>
     </w:lvl>
     <w:lvl w:ilvl="8">
       <w:numFmt w:val="bullet"/>
-      <w:lvlText w:val="•"/>
+      <w:lvlText w:val=""/>
       <w:lvlJc w:val="left"/>
       <w:pPr>
-        <w:ind w:left="6480" w:hanging="480"/>
-      </w:pPr>
+        <w:ind w:left="6480" w:hanging="360"/>
+      </w:pPr>
+      <w:rPr>
+        <w:rFonts w:ascii="Wingdings" w:hAnsi="Wingdings" w:cs="Wingdings" w:hint="default"/>
+      </w:rPr>
     </w:lvl>
   </w:abstractNum>
   <w:num w:numId="1000">
@@ -1361,10 +1364,10 @@
     <w:name w:val="Body Text"/>
     <w:basedOn w:val="Normal"/>
     <w:link w:val="BodyTextChar"/>
+    <w:qFormat/>
     <w:pPr>
       <w:spacing w:after="180" w:before="180"/>
     </w:pPr>
-    <w:qFormat/>
   </w:style>
   <w:style w:customStyle="1" w:styleId="FirstParagraph" w:type="paragraph">
     <w:name w:val="First Paragraph"/>
@@ -1384,36 +1387,69 @@
     <w:name w:val="Title"/>
     <w:basedOn w:val="Normal"/>
     <w:next w:val="BodyText"/>
+    <w:link w:val="TitleChar"/>
+    <w:uiPriority w:val="10"/>
     <w:qFormat/>
+    <w:rsid w:val="00A10FD9"/>
     <w:pPr>
-      <w:keepNext/>
-      <w:keepLines/>
-      <w:spacing w:after="240" w:before="480"/>
+      <w:spacing w:after="80" w:line="240" w:lineRule="auto"/>
+      <w:contextualSpacing/>
       <w:jc w:val="center"/>
     </w:pPr>
     <w:rPr>
       <w:rFonts w:asciiTheme="majorHAnsi" w:cstheme="majorBidi" w:eastAsiaTheme="majorEastAsia" w:hAnsiTheme="majorHAnsi"/>
-      <w:b/>
-      <w:bCs/>
-      <w:color w:themeColor="accent1" w:themeShade="B5" w:val="345A8A"/>
-      <w:sz w:val="36"/>
-      <w:szCs w:val="36"/>
+      <w:spacing w:val="-10"/>
+      <w:kern w:val="28"/>
+      <w:sz w:val="56"/>
+      <w:szCs w:val="56"/>
+    </w:rPr>
+  </w:style>
+  <w:style w:customStyle="1" w:styleId="TitleChar" w:type="character">
+    <w:name w:val="Title Char"/>
+    <w:basedOn w:val="DefaultParagraphFont"/>
+    <w:link w:val="Title"/>
+    <w:uiPriority w:val="10"/>
+    <w:rsid w:val="00A10FD9"/>
+    <w:rPr>
+      <w:rFonts w:asciiTheme="majorHAnsi" w:cstheme="majorBidi" w:eastAsiaTheme="majorEastAsia" w:hAnsiTheme="majorHAnsi"/>
+      <w:spacing w:val="-10"/>
+      <w:kern w:val="28"/>
+      <w:sz w:val="56"/>
+      <w:szCs w:val="56"/>
     </w:rPr>
   </w:style>
   <w:style w:styleId="Subtitle" w:type="paragraph">
     <w:name w:val="Subtitle"/>
     <w:basedOn w:val="Title"/>
     <w:next w:val="BodyText"/>
+    <w:link w:val="SubtitleChar"/>
+    <w:uiPriority w:val="11"/>
     <w:qFormat/>
+    <w:rsid w:val="00A10FD9"/>
     <w:pPr>
-      <w:keepNext/>
-      <w:keepLines/>
-      <w:spacing w:after="240" w:before="240"/>
-      <w:jc w:val="center"/>
+      <w:numPr>
+        <w:ilvl w:val="1"/>
+      </w:numPr>
     </w:pPr>
     <w:rPr>
-      <w:sz w:val="30"/>
-      <w:szCs w:val="30"/>
+      <w:rFonts w:cstheme="majorBidi" w:eastAsiaTheme="majorEastAsia"/>
+      <w:spacing w:val="15"/>
+      <w:sz w:val="28"/>
+      <w:szCs w:val="28"/>
+    </w:rPr>
+  </w:style>
+  <w:style w:customStyle="1" w:styleId="SubtitleChar" w:type="character">
+    <w:name w:val="Subtitle Char"/>
+    <w:basedOn w:val="DefaultParagraphFont"/>
+    <w:link w:val="Subtitle"/>
+    <w:uiPriority w:val="11"/>
+    <w:rsid w:val="00A10FD9"/>
+    <w:rPr>
+      <w:rFonts w:cstheme="majorBidi" w:eastAsiaTheme="majorEastAsia"/>
+      <w:color w:themeColor="text1" w:themeTint="A6" w:val="595959"/>
+      <w:spacing w:val="15"/>
+      <w:sz w:val="28"/>
+      <w:szCs w:val="28"/>
     </w:rPr>
   </w:style>
   <w:style w:customStyle="1" w:styleId="Author" w:type="paragraph">
@@ -1444,15 +1480,13 @@
     <w:pPr>
       <w:keepNext/>
       <w:keepLines/>
+      <w:spacing w:after="0" w:before="300"/>
       <w:jc w:val="center"/>
-      <w:spacing w:after="0" w:before="300"/>
     </w:pPr>
     <w:rPr>
+      <w:b/>
       <w:sz w:val="20"/>
       <w:szCs w:val="20"/>
-      <w:b/>
-      <w:color w:val="345A8A"/>
-      &gt;
     </w:rPr>
   </w:style>
   <w:style w:customStyle="1" w:styleId="Abstract" w:type="paragraph">
@@ -1479,191 +1513,321 @@
     <w:rPr/>
   </w:style>
   <w:style w:styleId="Heading1" w:type="paragraph">
-    <w:name w:val="Heading 1"/>
+    <w:name w:val="heading 1"/>
     <w:basedOn w:val="Normal"/>
     <w:next w:val="BodyText"/>
+    <w:link w:val="Heading1Char"/>
     <w:uiPriority w:val="9"/>
     <w:qFormat/>
+    <w:rsid w:val="00A10FD9"/>
     <w:pPr>
       <w:keepNext/>
       <w:keepLines/>
-      <w:spacing w:after="0" w:before="480"/>
+      <w:spacing w:after="80" w:before="360"/>
       <w:outlineLvl w:val="0"/>
     </w:pPr>
     <w:rPr>
       <w:rFonts w:asciiTheme="majorHAnsi" w:cstheme="majorBidi" w:eastAsiaTheme="majorEastAsia" w:hAnsiTheme="majorHAnsi"/>
-      <w:b/>
-      <w:bCs/>
-      <w:color w:themeColor="accent1" w:val="4F81BD"/>
-      <w:sz w:val="32"/>
-      <w:szCs w:val="32"/>
+      <w:color w:themeColor="accent1" w:themeShade="BF" w:val="0F4761"/>
+      <w:sz w:val="40"/>
+      <w:szCs w:val="40"/>
     </w:rPr>
   </w:style>
   <w:style w:styleId="Heading2" w:type="paragraph">
-    <w:name w:val="Heading 2"/>
+    <w:name w:val="heading 2"/>
     <w:basedOn w:val="Normal"/>
     <w:next w:val="BodyText"/>
+    <w:link w:val="Heading2Char"/>
     <w:uiPriority w:val="9"/>
+    <w:semiHidden/>
     <w:unhideWhenUsed/>
     <w:qFormat/>
+    <w:rsid w:val="00A10FD9"/>
     <w:pPr>
       <w:keepNext/>
       <w:keepLines/>
-      <w:spacing w:after="0" w:before="200"/>
+      <w:spacing w:after="80" w:before="160"/>
       <w:outlineLvl w:val="1"/>
     </w:pPr>
     <w:rPr>
       <w:rFonts w:asciiTheme="majorHAnsi" w:cstheme="majorBidi" w:eastAsiaTheme="majorEastAsia" w:hAnsiTheme="majorHAnsi"/>
-      <w:b/>
-      <w:bCs/>
-      <w:color w:themeColor="accent1" w:val="4F81BD"/>
-      <w:sz w:val="28"/>
-      <w:szCs w:val="28"/>
+      <w:color w:themeColor="accent1" w:themeShade="BF" w:val="0F4761"/>
+      <w:sz w:val="32"/>
+      <w:szCs w:val="32"/>
     </w:rPr>
   </w:style>
   <w:style w:styleId="Heading3" w:type="paragraph">
-    <w:name w:val="Heading 3"/>
+    <w:name w:val="heading 3"/>
     <w:basedOn w:val="Normal"/>
     <w:next w:val="BodyText"/>
+    <w:link w:val="Heading3Char"/>
     <w:uiPriority w:val="9"/>
+    <w:semiHidden/>
     <w:unhideWhenUsed/>
     <w:qFormat/>
+    <w:rsid w:val="00A10FD9"/>
     <w:pPr>
       <w:keepNext/>
       <w:keepLines/>
-      <w:spacing w:after="0" w:before="200"/>
+      <w:spacing w:after="80" w:before="160"/>
       <w:outlineLvl w:val="2"/>
     </w:pPr>
     <w:rPr>
-      <w:rFonts w:asciiTheme="majorHAnsi" w:cstheme="majorBidi" w:eastAsiaTheme="majorEastAsia" w:hAnsiTheme="majorHAnsi"/>
-      <w:b/>
-      <w:bCs/>
-      <w:color w:themeColor="accent1" w:val="4F81BD"/>
-      <w:sz w:val="24"/>
-      <w:szCs w:val="24"/>
+      <w:rFonts w:cstheme="majorBidi" w:eastAsiaTheme="majorEastAsia"/>
+      <w:color w:themeColor="accent1" w:themeShade="BF" w:val="0F4761"/>
+      <w:sz w:val="28"/>
+      <w:szCs w:val="28"/>
     </w:rPr>
   </w:style>
   <w:style w:styleId="Heading4" w:type="paragraph">
-    <w:name w:val="Heading 4"/>
+    <w:name w:val="heading 4"/>
     <w:basedOn w:val="Normal"/>
     <w:next w:val="BodyText"/>
+    <w:link w:val="Heading4Char"/>
     <w:uiPriority w:val="9"/>
+    <w:semiHidden/>
     <w:unhideWhenUsed/>
     <w:qFormat/>
+    <w:rsid w:val="00A10FD9"/>
     <w:pPr>
       <w:keepNext/>
       <w:keepLines/>
-      <w:spacing w:after="0" w:before="200"/>
+      <w:spacing w:after="40" w:before="80"/>
       <w:outlineLvl w:val="3"/>
     </w:pPr>
     <w:rPr>
-      <w:rFonts w:asciiTheme="majorHAnsi" w:cstheme="majorBidi" w:eastAsiaTheme="majorEastAsia" w:hAnsiTheme="majorHAnsi"/>
+      <w:rFonts w:cstheme="majorBidi" w:eastAsiaTheme="majorEastAsia"/>
       <w:i/>
-      <w:bCs/>
-      <w:color w:themeColor="accent1" w:val="4F81BD"/>
-      <w:sz w:val="24"/>
-      <w:szCs w:val="24"/>
+      <w:iCs/>
+      <w:color w:themeColor="accent1" w:themeShade="BF" w:val="0F4761"/>
     </w:rPr>
   </w:style>
   <w:style w:styleId="Heading5" w:type="paragraph">
-    <w:name w:val="Heading 5"/>
+    <w:name w:val="heading 5"/>
     <w:basedOn w:val="Normal"/>
     <w:next w:val="BodyText"/>
+    <w:link w:val="Heading5Char"/>
     <w:uiPriority w:val="9"/>
+    <w:semiHidden/>
     <w:unhideWhenUsed/>
     <w:qFormat/>
+    <w:rsid w:val="00A10FD9"/>
     <w:pPr>
       <w:keepNext/>
       <w:keepLines/>
-      <w:spacing w:after="0" w:before="200"/>
+      <w:spacing w:after="40" w:before="80"/>
       <w:outlineLvl w:val="4"/>
     </w:pPr>
     <w:rPr>
-      <w:rFonts w:asciiTheme="majorHAnsi" w:cstheme="majorBidi" w:eastAsiaTheme="majorEastAsia" w:hAnsiTheme="majorHAnsi"/>
-      <w:iCs/>
-      <w:color w:themeColor="accent1" w:val="4F81BD"/>
-      <w:sz w:val="24"/>
-      <w:szCs w:val="24"/>
+      <w:rFonts w:cstheme="majorBidi" w:eastAsiaTheme="majorEastAsia"/>
+      <w:color w:themeColor="accent1" w:themeShade="BF" w:val="0F4761"/>
     </w:rPr>
   </w:style>
   <w:style w:styleId="Heading6" w:type="paragraph">
-    <w:name w:val="Heading 6"/>
+    <w:name w:val="heading 6"/>
     <w:basedOn w:val="Normal"/>
     <w:next w:val="BodyText"/>
+    <w:link w:val="Heading6Char"/>
     <w:uiPriority w:val="9"/>
+    <w:semiHidden/>
     <w:unhideWhenUsed/>
     <w:qFormat/>
+    <w:rsid w:val="00A10FD9"/>
     <w:pPr>
       <w:keepNext/>
       <w:keepLines/>
-      <w:spacing w:after="0" w:before="200"/>
+      <w:spacing w:after="0" w:before="40"/>
       <w:outlineLvl w:val="5"/>
     </w:pPr>
     <w:rPr>
-      <w:rFonts w:asciiTheme="majorHAnsi" w:cstheme="majorBidi" w:eastAsiaTheme="majorEastAsia" w:hAnsiTheme="majorHAnsi"/>
-      <w:color w:themeColor="accent1" w:val="4F81BD"/>
-      <w:sz w:val="24"/>
-      <w:szCs w:val="24"/>
+      <w:rFonts w:cstheme="majorBidi" w:eastAsiaTheme="majorEastAsia"/>
+      <w:i/>
+      <w:iCs/>
+      <w:color w:themeColor="text1" w:themeTint="A6" w:val="595959"/>
     </w:rPr>
   </w:style>
   <w:style w:styleId="Heading7" w:type="paragraph">
-    <w:name w:val="Heading 7"/>
+    <w:name w:val="heading 7"/>
     <w:basedOn w:val="Normal"/>
     <w:next w:val="BodyText"/>
+    <w:link w:val="Heading7Char"/>
     <w:uiPriority w:val="9"/>
+    <w:semiHidden/>
     <w:unhideWhenUsed/>
     <w:qFormat/>
+    <w:rsid w:val="00A10FD9"/>
     <w:pPr>
       <w:keepNext/>
       <w:keepLines/>
-      <w:spacing w:after="0" w:before="200"/>
+      <w:spacing w:after="0" w:before="40"/>
       <w:outlineLvl w:val="6"/>
     </w:pPr>
     <w:rPr>
-      <w:rFonts w:asciiTheme="majorHAnsi" w:cstheme="majorBidi" w:eastAsiaTheme="majorEastAsia" w:hAnsiTheme="majorHAnsi"/>
-      <w:color w:themeColor="accent1" w:val="4F81BD"/>
-      <w:sz w:val="24"/>
-      <w:szCs w:val="24"/>
+      <w:rFonts w:cstheme="majorBidi" w:eastAsiaTheme="majorEastAsia"/>
+      <w:color w:themeColor="text1" w:themeTint="A6" w:val="595959"/>
     </w:rPr>
   </w:style>
   <w:style w:styleId="Heading8" w:type="paragraph">
-    <w:name w:val="Heading 8"/>
+    <w:name w:val="heading 8"/>
     <w:basedOn w:val="Normal"/>
     <w:next w:val="BodyText"/>
+    <w:link w:val="Heading8Char"/>
     <w:uiPriority w:val="9"/>
+    <w:semiHidden/>
     <w:unhideWhenUsed/>
     <w:qFormat/>
+    <w:rsid w:val="00A10FD9"/>
     <w:pPr>
       <w:keepNext/>
       <w:keepLines/>
-      <w:spacing w:after="0" w:before="200"/>
+      <w:spacing w:after="0"/>
       <w:outlineLvl w:val="7"/>
     </w:pPr>
     <w:rPr>
-      <w:rFonts w:asciiTheme="majorHAnsi" w:cstheme="majorBidi" w:eastAsiaTheme="majorEastAsia" w:hAnsiTheme="majorHAnsi"/>
-      <w:color w:themeColor="accent1" w:val="4F81BD"/>
-      <w:sz w:val="24"/>
-      <w:szCs w:val="24"/>
+      <w:rFonts w:cstheme="majorBidi" w:eastAsiaTheme="majorEastAsia"/>
+      <w:i/>
+      <w:iCs/>
+      <w:color w:themeColor="text1" w:themeTint="D8" w:val="272727"/>
     </w:rPr>
   </w:style>
   <w:style w:styleId="Heading9" w:type="paragraph">
-    <w:name w:val="Heading 9"/>
+    <w:name w:val="heading 9"/>
     <w:basedOn w:val="Normal"/>
     <w:next w:val="BodyText"/>
+    <w:link w:val="Heading9Char"/>
     <w:uiPriority w:val="9"/>
+    <w:semiHidden/>
     <w:unhideWhenUsed/>
     <w:qFormat/>
+    <w:rsid w:val="00A10FD9"/>
     <w:pPr>
       <w:keepNext/>
       <w:keepLines/>
-      <w:spacing w:after="0" w:before="200"/>
+      <w:spacing w:after="0"/>
       <w:outlineLvl w:val="8"/>
     </w:pPr>
     <w:rPr>
+      <w:rFonts w:cstheme="majorBidi" w:eastAsiaTheme="majorEastAsia"/>
+      <w:color w:themeColor="text1" w:themeTint="D8" w:val="272727"/>
+    </w:rPr>
+  </w:style>
+  <w:style w:customStyle="1" w:styleId="Heading1Char" w:type="character">
+    <w:name w:val="Heading 1 Char"/>
+    <w:basedOn w:val="DefaultParagraphFont"/>
+    <w:link w:val="Heading1"/>
+    <w:uiPriority w:val="9"/>
+    <w:rsid w:val="00A10FD9"/>
+    <w:rPr>
       <w:rFonts w:asciiTheme="majorHAnsi" w:cstheme="majorBidi" w:eastAsiaTheme="majorEastAsia" w:hAnsiTheme="majorHAnsi"/>
-      <w:color w:themeColor="accent1" w:val="4F81BD"/>
-      <w:sz w:val="24"/>
-      <w:szCs w:val="24"/>
+      <w:color w:themeColor="accent1" w:themeShade="BF" w:val="0F4761"/>
+      <w:sz w:val="40"/>
+      <w:szCs w:val="40"/>
+    </w:rPr>
+  </w:style>
+  <w:style w:customStyle="1" w:styleId="Heading2Char" w:type="character">
+    <w:name w:val="Heading 2 Char"/>
+    <w:basedOn w:val="DefaultParagraphFont"/>
+    <w:link w:val="Heading2"/>
+    <w:uiPriority w:val="9"/>
+    <w:semiHidden/>
+    <w:rsid w:val="00A10FD9"/>
+    <w:rPr>
+      <w:rFonts w:asciiTheme="majorHAnsi" w:cstheme="majorBidi" w:eastAsiaTheme="majorEastAsia" w:hAnsiTheme="majorHAnsi"/>
+      <w:color w:themeColor="accent1" w:themeShade="BF" w:val="0F4761"/>
+      <w:sz w:val="32"/>
+      <w:szCs w:val="32"/>
+    </w:rPr>
+  </w:style>
+  <w:style w:customStyle="1" w:styleId="Heading3Char" w:type="character">
+    <w:name w:val="Heading 3 Char"/>
+    <w:basedOn w:val="DefaultParagraphFont"/>
+    <w:link w:val="Heading3"/>
+    <w:uiPriority w:val="9"/>
+    <w:semiHidden/>
+    <w:rsid w:val="00A10FD9"/>
+    <w:rPr>
+      <w:rFonts w:cstheme="majorBidi" w:eastAsiaTheme="majorEastAsia"/>
+      <w:color w:themeColor="accent1" w:themeShade="BF" w:val="0F4761"/>
+      <w:sz w:val="28"/>
+      <w:szCs w:val="28"/>
+    </w:rPr>
+  </w:style>
+  <w:style w:customStyle="1" w:styleId="Heading4Char" w:type="character">
+    <w:name w:val="Heading 4 Char"/>
+    <w:basedOn w:val="DefaultParagraphFont"/>
+    <w:link w:val="Heading4"/>
+    <w:uiPriority w:val="9"/>
+    <w:semiHidden/>
+    <w:rsid w:val="00A10FD9"/>
+    <w:rPr>
+      <w:rFonts w:cstheme="majorBidi" w:eastAsiaTheme="majorEastAsia"/>
+      <w:i/>
+      <w:iCs/>
+      <w:color w:themeColor="accent1" w:themeShade="BF" w:val="0F4761"/>
+    </w:rPr>
+  </w:style>
+  <w:style w:customStyle="1" w:styleId="Heading5Char" w:type="character">
+    <w:name w:val="Heading 5 Char"/>
+    <w:basedOn w:val="DefaultParagraphFont"/>
+    <w:link w:val="Heading5"/>
+    <w:uiPriority w:val="9"/>
+    <w:semiHidden/>
+    <w:rsid w:val="00A10FD9"/>
+    <w:rPr>
+      <w:rFonts w:cstheme="majorBidi" w:eastAsiaTheme="majorEastAsia"/>
+      <w:color w:themeColor="accent1" w:themeShade="BF" w:val="0F4761"/>
+    </w:rPr>
+  </w:style>
+  <w:style w:customStyle="1" w:styleId="Heading6Char" w:type="character">
+    <w:name w:val="Heading 6 Char"/>
+    <w:basedOn w:val="DefaultParagraphFont"/>
+    <w:link w:val="Heading6"/>
+    <w:uiPriority w:val="9"/>
+    <w:semiHidden/>
+    <w:rsid w:val="00A10FD9"/>
+    <w:rPr>
+      <w:rFonts w:cstheme="majorBidi" w:eastAsiaTheme="majorEastAsia"/>
+      <w:i/>
+      <w:iCs/>
+      <w:color w:themeColor="text1" w:themeTint="A6" w:val="595959"/>
+    </w:rPr>
+  </w:style>
+  <w:style w:customStyle="1" w:styleId="Heading7Char" w:type="character">
+    <w:name w:val="Heading 7 Char"/>
+    <w:basedOn w:val="DefaultParagraphFont"/>
+    <w:link w:val="Heading7"/>
+    <w:uiPriority w:val="9"/>
+    <w:semiHidden/>
+    <w:rsid w:val="00A10FD9"/>
+    <w:rPr>
+      <w:rFonts w:cstheme="majorBidi" w:eastAsiaTheme="majorEastAsia"/>
+      <w:color w:themeColor="text1" w:themeTint="A6" w:val="595959"/>
+    </w:rPr>
+  </w:style>
+  <w:style w:customStyle="1" w:styleId="Heading8Char" w:type="character">
+    <w:name w:val="Heading 8 Char"/>
+    <w:basedOn w:val="DefaultParagraphFont"/>
+    <w:link w:val="Heading8"/>
+    <w:uiPriority w:val="9"/>
+    <w:semiHidden/>
+    <w:rsid w:val="00A10FD9"/>
+    <w:rPr>
+      <w:rFonts w:cstheme="majorBidi" w:eastAsiaTheme="majorEastAsia"/>
+      <w:i/>
+      <w:iCs/>
+      <w:color w:themeColor="text1" w:themeTint="D8" w:val="272727"/>
+    </w:rPr>
+  </w:style>
+  <w:style w:customStyle="1" w:styleId="Heading9Char" w:type="character">
+    <w:name w:val="Heading 9 Char"/>
+    <w:basedOn w:val="DefaultParagraphFont"/>
+    <w:link w:val="Heading9"/>
+    <w:uiPriority w:val="9"/>
+    <w:semiHidden/>
+    <w:rsid w:val="00A10FD9"/>
+    <w:rPr>
+      <w:rFonts w:cstheme="majorBidi" w:eastAsiaTheme="majorEastAsia"/>
+      <w:color w:themeColor="text1" w:themeTint="D8" w:val="272727"/>
     </w:rPr>
   </w:style>
   <w:style w:styleId="BlockText" w:type="paragraph">
@@ -1685,6 +1849,18 @@
     <w:uiPriority w:val="9"/>
     <w:unhideWhenUsed/>
     <w:qFormat/>
+  </w:style>
+  <w:style w:styleId="FootnoteBlockText" w:type="paragraph">
+    <w:name w:val="Footnote Block Text"/>
+    <w:basedOn w:val="FootnoteText"/>
+    <w:next w:val="FootnoteText"/>
+    <w:uiPriority w:val="9"/>
+    <w:unhideWhenUsed/>
+    <w:qFormat/>
+    <w:pPr>
+      <w:spacing w:after="100" w:before="100"/>
+      <w:ind w:firstLine="0" w:left="480" w:right="480"/>
+    </w:pPr>
   </w:style>
   <w:style w:default="1" w:styleId="DefaultParagraphFont" w:type="character">
     <w:name w:val="Default Paragraph Font"/>
@@ -1715,10 +1891,10 @@
         <w:jc w:val="left"/>
       </w:trPr>
       <w:tcPr>
-        <w:vAlign w:val="bottom"/>
         <w:tcBorders>
           <w:bottom w:val="single"/>
         </w:tcBorders>
+        <w:vAlign w:val="bottom"/>
       </w:tcPr>
     </w:tblStylePr>
   </w:style>
@@ -1834,9 +2010,9 @@
     <w:name w:val="KeywordTok"/>
     <w:basedOn w:val="VerbatimChar"/>
     <w:rPr>
+      <w:b/>
       <w:color w:val="204a87"/>
       <w:shd w:val="clear" w:fill="f8f8f8"/>
-      <w:b/>
     </w:rPr>
   </w:style>
   <w:style w:type="character" w:customStyle="1" w:styleId="DataTypeTok">
@@ -1891,9 +2067,9 @@
     <w:name w:val="SpecialCharTok"/>
     <w:basedOn w:val="VerbatimChar"/>
     <w:rPr>
+      <w:b/>
       <w:color w:val="ce5c00"/>
       <w:shd w:val="clear" w:fill="f8f8f8"/>
-      <w:b/>
     </w:rPr>
   </w:style>
   <w:style w:type="character" w:customStyle="1" w:styleId="StringTok">
@@ -1931,39 +2107,39 @@
     <w:name w:val="CommentTok"/>
     <w:basedOn w:val="VerbatimChar"/>
     <w:rPr>
+      <w:i/>
       <w:color w:val="8f5902"/>
       <w:shd w:val="clear" w:fill="f8f8f8"/>
-      <w:i/>
     </w:rPr>
   </w:style>
   <w:style w:type="character" w:customStyle="1" w:styleId="DocumentationTok">
     <w:name w:val="DocumentationTok"/>
     <w:basedOn w:val="VerbatimChar"/>
     <w:rPr>
-      <w:color w:val="8f5902"/>
-      <w:shd w:val="clear" w:fill="f8f8f8"/>
       <w:b/>
       <w:i/>
+      <w:color w:val="8f5902"/>
+      <w:shd w:val="clear" w:fill="f8f8f8"/>
     </w:rPr>
   </w:style>
   <w:style w:type="character" w:customStyle="1" w:styleId="AnnotationTok">
     <w:name w:val="AnnotationTok"/>
     <w:basedOn w:val="VerbatimChar"/>
     <w:rPr>
-      <w:color w:val="8f5902"/>
-      <w:shd w:val="clear" w:fill="f8f8f8"/>
       <w:b/>
       <w:i/>
+      <w:color w:val="8f5902"/>
+      <w:shd w:val="clear" w:fill="f8f8f8"/>
     </w:rPr>
   </w:style>
   <w:style w:type="character" w:customStyle="1" w:styleId="CommentVarTok">
     <w:name w:val="CommentVarTok"/>
     <w:basedOn w:val="VerbatimChar"/>
     <w:rPr>
-      <w:color w:val="8f5902"/>
-      <w:shd w:val="clear" w:fill="f8f8f8"/>
       <w:b/>
       <w:i/>
+      <w:color w:val="8f5902"/>
+      <w:shd w:val="clear" w:fill="f8f8f8"/>
     </w:rPr>
   </w:style>
   <w:style w:type="character" w:customStyle="1" w:styleId="OtherTok">
@@ -1978,9 +2154,9 @@
     <w:name w:val="FunctionTok"/>
     <w:basedOn w:val="VerbatimChar"/>
     <w:rPr>
+      <w:b/>
       <w:color w:val="204a87"/>
       <w:shd w:val="clear" w:fill="f8f8f8"/>
-      <w:b/>
     </w:rPr>
   </w:style>
   <w:style w:type="character" w:customStyle="1" w:styleId="VariableTok">
@@ -1995,18 +2171,18 @@
     <w:name w:val="ControlFlowTok"/>
     <w:basedOn w:val="VerbatimChar"/>
     <w:rPr>
+      <w:b/>
       <w:color w:val="204a87"/>
       <w:shd w:val="clear" w:fill="f8f8f8"/>
-      <w:b/>
     </w:rPr>
   </w:style>
   <w:style w:type="character" w:customStyle="1" w:styleId="OperatorTok">
     <w:name w:val="OperatorTok"/>
     <w:basedOn w:val="VerbatimChar"/>
     <w:rPr>
+      <w:b/>
       <w:color w:val="ce5c00"/>
       <w:shd w:val="clear" w:fill="f8f8f8"/>
-      <w:b/>
     </w:rPr>
   </w:style>
   <w:style w:type="character" w:customStyle="1" w:styleId="BuiltInTok">
@@ -2027,9 +2203,9 @@
     <w:name w:val="PreprocessorTok"/>
     <w:basedOn w:val="VerbatimChar"/>
     <w:rPr>
+      <w:i/>
       <w:color w:val="8f5902"/>
       <w:shd w:val="clear" w:fill="f8f8f8"/>
-      <w:i/>
     </w:rPr>
   </w:style>
   <w:style w:type="character" w:customStyle="1" w:styleId="AttributeTok">
@@ -2051,20 +2227,20 @@
     <w:name w:val="InformationTok"/>
     <w:basedOn w:val="VerbatimChar"/>
     <w:rPr>
-      <w:color w:val="8f5902"/>
-      <w:shd w:val="clear" w:fill="f8f8f8"/>
       <w:b/>
       <w:i/>
+      <w:color w:val="8f5902"/>
+      <w:shd w:val="clear" w:fill="f8f8f8"/>
     </w:rPr>
   </w:style>
   <w:style w:type="character" w:customStyle="1" w:styleId="WarningTok">
     <w:name w:val="WarningTok"/>
     <w:basedOn w:val="VerbatimChar"/>
     <w:rPr>
-      <w:color w:val="8f5902"/>
-      <w:shd w:val="clear" w:fill="f8f8f8"/>
       <w:b/>
       <w:i/>
+      <w:color w:val="8f5902"/>
+      <w:shd w:val="clear" w:fill="f8f8f8"/>
     </w:rPr>
   </w:style>
   <w:style w:type="character" w:customStyle="1" w:styleId="AlertTok">
@@ -2079,9 +2255,9 @@
     <w:name w:val="ErrorTok"/>
     <w:basedOn w:val="VerbatimChar"/>
     <w:rPr>
+      <w:b/>
       <w:color w:val="a40000"/>
       <w:shd w:val="clear" w:fill="f8f8f8"/>
-      <w:b/>
     </w:rPr>
   </w:style>
   <w:style w:type="character" w:customStyle="1" w:styleId="NormalTok">
@@ -2105,44 +2281,44 @@
         <a:sysClr val="window" lastClr="FFFFFF"/>
       </a:lt1>
       <a:dk2>
-        <a:srgbClr val="1F497D"/>
+        <a:srgbClr val="0E2841"/>
       </a:dk2>
       <a:lt2>
-        <a:srgbClr val="EEECE1"/>
+        <a:srgbClr val="E8E8E8"/>
       </a:lt2>
       <a:accent1>
-        <a:srgbClr val="4F81BD"/>
+        <a:srgbClr val="156082"/>
       </a:accent1>
       <a:accent2>
-        <a:srgbClr val="C0504D"/>
+        <a:srgbClr val="E97132"/>
       </a:accent2>
       <a:accent3>
-        <a:srgbClr val="9BBB59"/>
+        <a:srgbClr val="196B24"/>
       </a:accent3>
       <a:accent4>
-        <a:srgbClr val="8064A2"/>
+        <a:srgbClr val="0F9ED5"/>
       </a:accent4>
       <a:accent5>
-        <a:srgbClr val="4BACC6"/>
+        <a:srgbClr val="A02B93"/>
       </a:accent5>
       <a:accent6>
-        <a:srgbClr val="F79646"/>
+        <a:srgbClr val="4EA72E"/>
       </a:accent6>
       <a:hlink>
-        <a:srgbClr val="0000FF"/>
+        <a:srgbClr val="467886"/>
       </a:hlink>
       <a:folHlink>
-        <a:srgbClr val="800080"/>
+        <a:srgbClr val="96607D"/>
       </a:folHlink>
     </a:clrScheme>
     <a:fontScheme name="Office">
       <a:majorFont>
-        <a:latin typeface="Calibri"/>
+        <a:latin typeface="Aptos Display" panose="02110004020202020204"/>
         <a:ea typeface=""/>
         <a:cs typeface=""/>
-        <a:font script="Jpan" typeface="ＭＳ ゴシック"/>
+        <a:font script="Jpan" typeface="游ゴシック Light"/>
         <a:font script="Hang" typeface="맑은 고딕"/>
-        <a:font script="Hans" typeface="宋体"/>
+        <a:font script="Hans" typeface="等线 Light"/>
         <a:font script="Hant" typeface="新細明體"/>
         <a:font script="Arab" typeface="Times New Roman"/>
         <a:font script="Hebr" typeface="Times New Roman"/>
@@ -2169,14 +2345,32 @@
         <a:font script="Mong" typeface="Mongolian Baiti"/>
         <a:font script="Viet" typeface="Times New Roman"/>
         <a:font script="Uigh" typeface="Microsoft Uighur"/>
+        <a:font script="Geor" typeface="Sylfaen"/>
+        <a:font script="Armn" typeface="Arial"/>
+        <a:font script="Bugi" typeface="Leelawadee UI"/>
+        <a:font script="Bopo" typeface="Microsoft JhengHei"/>
+        <a:font script="Java" typeface="Javanese Text"/>
+        <a:font script="Lisu" typeface="Segoe UI"/>
+        <a:font script="Mymr" typeface="Myanmar Text"/>
+        <a:font script="Nkoo" typeface="Ebrima"/>
+        <a:font script="Olck" typeface="Nirmala UI"/>
+        <a:font script="Osma" typeface="Ebrima"/>
+        <a:font script="Phag" typeface="Phagspa"/>
+        <a:font script="Syrn" typeface="Estrangelo Edessa"/>
+        <a:font script="Syrj" typeface="Estrangelo Edessa"/>
+        <a:font script="Syre" typeface="Estrangelo Edessa"/>
+        <a:font script="Sora" typeface="Nirmala UI"/>
+        <a:font script="Tale" typeface="Microsoft Tai Le"/>
+        <a:font script="Talu" typeface="Microsoft New Tai Lue"/>
+        <a:font script="Tfng" typeface="Ebrima"/>
       </a:majorFont>
       <a:minorFont>
-        <a:latin typeface="Cambria"/>
+        <a:latin typeface="Aptos" panose="02110004020202020204"/>
         <a:ea typeface=""/>
         <a:cs typeface=""/>
-        <a:font script="Jpan" typeface="ＭＳ 明朝"/>
+        <a:font script="Jpan" typeface="游明朝"/>
         <a:font script="Hang" typeface="맑은 고딕"/>
-        <a:font script="Hans" typeface="宋体"/>
+        <a:font script="Hans" typeface="等线"/>
         <a:font script="Hant" typeface="新細明體"/>
         <a:font script="Arab" typeface="Arial"/>
         <a:font script="Hebr" typeface="Arial"/>
@@ -2203,6 +2397,24 @@
         <a:font script="Mong" typeface="Mongolian Baiti"/>
         <a:font script="Viet" typeface="Arial"/>
         <a:font script="Uigh" typeface="Microsoft Uighur"/>
+        <a:font script="Geor" typeface="Sylfaen"/>
+        <a:font script="Armn" typeface="Arial"/>
+        <a:font script="Bugi" typeface="Leelawadee UI"/>
+        <a:font script="Bopo" typeface="Microsoft JhengHei"/>
+        <a:font script="Java" typeface="Javanese Text"/>
+        <a:font script="Lisu" typeface="Segoe UI"/>
+        <a:font script="Mymr" typeface="Myanmar Text"/>
+        <a:font script="Nkoo" typeface="Ebrima"/>
+        <a:font script="Olck" typeface="Nirmala UI"/>
+        <a:font script="Osma" typeface="Ebrima"/>
+        <a:font script="Phag" typeface="Phagspa"/>
+        <a:font script="Syrn" typeface="Estrangelo Edessa"/>
+        <a:font script="Syrj" typeface="Estrangelo Edessa"/>
+        <a:font script="Syre" typeface="Estrangelo Edessa"/>
+        <a:font script="Sora" typeface="Nirmala UI"/>
+        <a:font script="Tale" typeface="Microsoft Tai Le"/>
+        <a:font script="Talu" typeface="Microsoft New Tai Lue"/>
+        <a:font script="Tfng" typeface="Ebrima"/>
       </a:minorFont>
     </a:fontScheme>
     <a:fmtScheme name="Office">
@@ -2214,200 +2426,141 @@
           <a:gsLst>
             <a:gs pos="0">
               <a:schemeClr val="phClr">
-                <a:tint val="50000"/>
-                <a:satMod val="300000"/>
+                <a:lumMod val="110000"/>
+                <a:satMod val="105000"/>
+                <a:tint val="67000"/>
               </a:schemeClr>
             </a:gs>
-            <a:gs pos="35000">
+            <a:gs pos="50000">
               <a:schemeClr val="phClr">
-                <a:tint val="37000"/>
-                <a:satMod val="300000"/>
+                <a:lumMod val="105000"/>
+                <a:satMod val="103000"/>
+                <a:tint val="73000"/>
               </a:schemeClr>
             </a:gs>
             <a:gs pos="100000">
               <a:schemeClr val="phClr">
-                <a:tint val="15000"/>
-                <a:satMod val="350000"/>
+                <a:lumMod val="105000"/>
+                <a:satMod val="109000"/>
+                <a:tint val="81000"/>
               </a:schemeClr>
             </a:gs>
           </a:gsLst>
-          <a:lin ang="16200000" scaled="1"/>
+          <a:lin ang="5400000" scaled="0"/>
         </a:gradFill>
         <a:gradFill rotWithShape="1">
           <a:gsLst>
             <a:gs pos="0">
               <a:schemeClr val="phClr">
-                <a:tint val="100000"/>
+                <a:satMod val="103000"/>
+                <a:lumMod val="102000"/>
+                <a:tint val="94000"/>
+              </a:schemeClr>
+            </a:gs>
+            <a:gs pos="50000">
+              <a:schemeClr val="phClr">
+                <a:satMod val="110000"/>
+                <a:lumMod val="100000"/>
                 <a:shade val="100000"/>
-                <a:satMod val="130000"/>
               </a:schemeClr>
             </a:gs>
             <a:gs pos="100000">
               <a:schemeClr val="phClr">
-                <a:tint val="50000"/>
-                <a:shade val="100000"/>
-                <a:satMod val="350000"/>
+                <a:lumMod val="99000"/>
+                <a:satMod val="120000"/>
+                <a:shade val="78000"/>
               </a:schemeClr>
             </a:gs>
           </a:gsLst>
-          <a:lin ang="16200000" scaled="0"/>
+          <a:lin ang="5400000" scaled="0"/>
         </a:gradFill>
       </a:fillStyleLst>
       <a:lnStyleLst>
-        <a:ln w="9525" cap="flat" cmpd="sng" algn="ctr">
-          <a:solidFill>
-            <a:schemeClr val="phClr">
-              <a:shade val="95000"/>
-              <a:satMod val="105000"/>
-            </a:schemeClr>
-          </a:solidFill>
-          <a:prstDash val="solid"/>
-        </a:ln>
-        <a:ln w="25400" cap="flat" cmpd="sng" algn="ctr">
+        <a:ln w="6350" cap="flat" cmpd="sng" algn="ctr">
           <a:solidFill>
             <a:schemeClr val="phClr"/>
           </a:solidFill>
           <a:prstDash val="solid"/>
+          <a:miter lim="800000"/>
         </a:ln>
-        <a:ln w="38100" cap="flat" cmpd="sng" algn="ctr">
+        <a:ln w="12700" cap="flat" cmpd="sng" algn="ctr">
           <a:solidFill>
             <a:schemeClr val="phClr"/>
           </a:solidFill>
           <a:prstDash val="solid"/>
+          <a:miter lim="800000"/>
+        </a:ln>
+        <a:ln w="19050" cap="flat" cmpd="sng" algn="ctr">
+          <a:solidFill>
+            <a:schemeClr val="phClr"/>
+          </a:solidFill>
+          <a:prstDash val="solid"/>
+          <a:miter lim="800000"/>
         </a:ln>
       </a:lnStyleLst>
       <a:effectStyleLst>
         <a:effectStyle>
+          <a:effectLst/>
+        </a:effectStyle>
+        <a:effectStyle>
+          <a:effectLst/>
+        </a:effectStyle>
+        <a:effectStyle>
           <a:effectLst>
-            <a:outerShdw blurRad="40000" dist="20000" dir="5400000" rotWithShape="0">
+            <a:outerShdw blurRad="57150" dist="19050" dir="5400000" algn="ctr" rotWithShape="0">
               <a:srgbClr val="000000">
-                <a:alpha val="38000"/>
+                <a:alpha val="63000"/>
               </a:srgbClr>
             </a:outerShdw>
           </a:effectLst>
-        </a:effectStyle>
-        <a:effectStyle>
-          <a:effectLst>
-            <a:outerShdw blurRad="40000" dist="23000" dir="5400000" rotWithShape="0">
-              <a:srgbClr val="000000">
-                <a:alpha val="35000"/>
-              </a:srgbClr>
-            </a:outerShdw>
-          </a:effectLst>
-        </a:effectStyle>
-        <a:effectStyle>
-          <a:effectLst>
-            <a:outerShdw blurRad="40000" dist="23000" dir="5400000" rotWithShape="0">
-              <a:srgbClr val="000000">
-                <a:alpha val="35000"/>
-              </a:srgbClr>
-            </a:outerShdw>
-          </a:effectLst>
-          <a:scene3d>
-            <a:camera prst="orthographicFront">
-              <a:rot lat="0" lon="0" rev="0"/>
-            </a:camera>
-            <a:lightRig rig="threePt" dir="t">
-              <a:rot lat="0" lon="0" rev="1200000"/>
-            </a:lightRig>
-          </a:scene3d>
-          <a:sp3d>
-            <a:bevelT w="63500" h="25400"/>
-          </a:sp3d>
         </a:effectStyle>
       </a:effectStyleLst>
       <a:bgFillStyleLst>
         <a:solidFill>
           <a:schemeClr val="phClr"/>
         </a:solidFill>
+        <a:solidFill>
+          <a:schemeClr val="phClr">
+            <a:tint val="95000"/>
+            <a:satMod val="170000"/>
+          </a:schemeClr>
+        </a:solidFill>
         <a:gradFill rotWithShape="1">
           <a:gsLst>
             <a:gs pos="0">
               <a:schemeClr val="phClr">
-                <a:tint val="40000"/>
-                <a:satMod val="350000"/>
+                <a:tint val="93000"/>
+                <a:satMod val="150000"/>
+                <a:shade val="98000"/>
+                <a:lumMod val="102000"/>
               </a:schemeClr>
             </a:gs>
-            <a:gs pos="40000">
+            <a:gs pos="50000">
               <a:schemeClr val="phClr">
-                <a:tint val="45000"/>
-                <a:shade val="99000"/>
-                <a:satMod val="350000"/>
+                <a:tint val="98000"/>
+                <a:satMod val="130000"/>
+                <a:shade val="90000"/>
+                <a:lumMod val="103000"/>
               </a:schemeClr>
             </a:gs>
             <a:gs pos="100000">
               <a:schemeClr val="phClr">
-                <a:shade val="20000"/>
-                <a:satMod val="255000"/>
+                <a:shade val="63000"/>
+                <a:satMod val="120000"/>
               </a:schemeClr>
             </a:gs>
           </a:gsLst>
-          <a:path path="circle">
-            <a:fillToRect l="50000" t="-80000" r="50000" b="180000"/>
-          </a:path>
-        </a:gradFill>
-        <a:gradFill rotWithShape="1">
-          <a:gsLst>
-            <a:gs pos="0">
-              <a:schemeClr val="phClr">
-                <a:tint val="80000"/>
-                <a:satMod val="300000"/>
-              </a:schemeClr>
-            </a:gs>
-            <a:gs pos="100000">
-              <a:schemeClr val="phClr">
-                <a:shade val="30000"/>
-                <a:satMod val="200000"/>
-              </a:schemeClr>
-            </a:gs>
-          </a:gsLst>
-          <a:path path="circle">
-            <a:fillToRect l="50000" t="50000" r="50000" b="50000"/>
-          </a:path>
+          <a:lin ang="5400000" scaled="0"/>
         </a:gradFill>
       </a:bgFillStyleLst>
     </a:fmtScheme>
   </a:themeElements>
-  <a:objectDefaults>
-    <a:spDef>
-      <a:spPr/>
-      <a:bodyPr/>
-      <a:lstStyle/>
-      <a:style>
-        <a:lnRef idx="1">
-          <a:schemeClr val="accent1"/>
-        </a:lnRef>
-        <a:fillRef idx="3">
-          <a:schemeClr val="accent1"/>
-        </a:fillRef>
-        <a:effectRef idx="2">
-          <a:schemeClr val="accent1"/>
-        </a:effectRef>
-        <a:fontRef idx="minor">
-          <a:schemeClr val="lt1"/>
-        </a:fontRef>
-      </a:style>
-    </a:spDef>
-    <a:lnDef>
-      <a:spPr/>
-      <a:bodyPr/>
-      <a:lstStyle/>
-      <a:style>
-        <a:lnRef idx="2">
-          <a:schemeClr val="accent1"/>
-        </a:lnRef>
-        <a:fillRef idx="0">
-          <a:schemeClr val="accent1"/>
-        </a:fillRef>
-        <a:effectRef idx="1">
-          <a:schemeClr val="accent1"/>
-        </a:effectRef>
-        <a:fontRef idx="minor">
-          <a:schemeClr val="tx1"/>
-        </a:fontRef>
-      </a:style>
-    </a:lnDef>
-  </a:objectDefaults>
+  <a:objectDefaults/>
   <a:extraClrSchemeLst/>
+  <a:extLst>
+    <a:ext uri="{05A4C25C-085E-4340-85A3-A5531E510DB2}">
+      <thm15:themeFamily xmlns:thm15="http://schemas.microsoft.com/office/thememl/2012/main" name="Office Theme" id="{2E142A2C-CD16-42D6-873A-C26D2A0506FA}" vid="{1BDDFF52-6CD6-40A5-AB3C-68EB2F1E4D0A}"/>
+    </a:ext>
+  </a:extLst>
 </a:theme>
 </file>
--- a/docs/notes/within.docx
+++ b/docs/notes/within.docx
@@ -10,17 +10,18 @@
         <w:t xml:space="preserve">Within-host dynamics</w:t>
       </w:r>
     </w:p>
+    <w:bookmarkStart w:id="20" w:name="X091ad0acdb5baa07a7725d9e52aa2d02fc41fc3"/>
+    <w:p>
+      <w:pPr>
+        <w:pStyle w:val="Heading2"/>
+      </w:pPr>
+      <w:r>
+        <w:t xml:space="preserve">Understanding within-host host-parasite interactions (focus on dynamics)</w:t>
+      </w:r>
+    </w:p>
     <w:p>
       <w:pPr>
         <w:pStyle w:val="FirstParagraph"/>
-      </w:pPr>
-      <w:r>
-        <w:t xml:space="preserve">Understanding within-host host-parasite interactions (focus on dynamics)</w:t>
-      </w:r>
-    </w:p>
-    <w:p>
-      <w:pPr>
-        <w:pStyle w:val="BodyText"/>
       </w:pPr>
       <w:r>
         <w:t xml:space="preserve">Lots of molecular biology, genetics (</w:t>
@@ -71,7 +72,8 @@
         <w:t xml:space="preserve">Longitudinal data (relatively rare), distributional data.</w:t>
       </w:r>
     </w:p>
-    <w:bookmarkStart w:id="29" w:name="hiv-dynamics-under-ineffective-treatment"/>
+    <w:bookmarkEnd w:id="20"/>
+    <w:bookmarkStart w:id="30" w:name="hiv-dynamics-under-ineffective-treatment"/>
     <w:p>
       <w:pPr>
         <w:pStyle w:val="Heading2"/>
@@ -175,18 +177,18 @@
           <wp:inline>
             <wp:extent cx="5334000" cy="4570760"/>
             <wp:effectExtent b="0" l="0" r="0" t="0"/>
-            <wp:docPr descr="" title="" id="21" name="Picture"/>
+            <wp:docPr descr="" title="" id="22" name="Picture"/>
             <a:graphic>
               <a:graphicData uri="http://schemas.openxmlformats.org/drawingml/2006/picture">
                 <pic:pic>
                   <pic:nvPicPr>
-                    <pic:cNvPr descr="pix/bonhoeffer_fig1.png" id="22" name="Picture"/>
+                    <pic:cNvPr descr="pix/bonhoeffer_fig1.png" id="23" name="Picture"/>
                     <pic:cNvPicPr>
                       <a:picLocks noChangeArrowheads="1" noChangeAspect="1"/>
                     </pic:cNvPicPr>
                   </pic:nvPicPr>
                   <pic:blipFill>
-                    <a:blip r:embed="rId20"/>
+                    <a:blip r:embed="rId21"/>
                     <a:stretch>
                       <a:fillRect/>
                     </a:stretch>
@@ -222,18 +224,18 @@
           <wp:inline>
             <wp:extent cx="5334000" cy="4258733"/>
             <wp:effectExtent b="0" l="0" r="0" t="0"/>
-            <wp:docPr descr="" title="" id="24" name="Picture"/>
+            <wp:docPr descr="" title="" id="25" name="Picture"/>
             <a:graphic>
               <a:graphicData uri="http://schemas.openxmlformats.org/drawingml/2006/picture">
                 <pic:pic>
                   <pic:nvPicPr>
-                    <pic:cNvPr descr="pix/bonhoeffer_fig2.png" id="25" name="Picture"/>
+                    <pic:cNvPr descr="pix/bonhoeffer_fig2.png" id="26" name="Picture"/>
                     <pic:cNvPicPr>
                       <a:picLocks noChangeArrowheads="1" noChangeAspect="1"/>
                     </pic:cNvPicPr>
                   </pic:nvPicPr>
                   <pic:blipFill>
-                    <a:blip r:embed="rId23"/>
+                    <a:blip r:embed="rId24"/>
                     <a:stretch>
                       <a:fillRect/>
                     </a:stretch>
@@ -603,18 +605,18 @@
           <wp:inline>
             <wp:extent cx="5334000" cy="1861530"/>
             <wp:effectExtent b="0" l="0" r="0" t="0"/>
-            <wp:docPr descr="" title="" id="27" name="Picture"/>
+            <wp:docPr descr="" title="" id="28" name="Picture"/>
             <a:graphic>
               <a:graphicData uri="http://schemas.openxmlformats.org/drawingml/2006/picture">
                 <pic:pic>
                   <pic:nvPicPr>
-                    <pic:cNvPr descr="pix/bonhoeffer_fig3.png" id="28" name="Picture"/>
+                    <pic:cNvPr descr="pix/bonhoeffer_fig3.png" id="29" name="Picture"/>
                     <pic:cNvPicPr>
                       <a:picLocks noChangeArrowheads="1" noChangeAspect="1"/>
                     </pic:cNvPicPr>
                   </pic:nvPicPr>
                   <pic:blipFill>
-                    <a:blip r:embed="rId26"/>
+                    <a:blip r:embed="rId27"/>
                     <a:stretch>
                       <a:fillRect/>
                     </a:stretch>
@@ -641,8 +643,8 @@
         </w:drawing>
       </w:r>
     </w:p>
-    <w:bookmarkEnd w:id="29"/>
-    <w:bookmarkStart w:id="39" w:name="X016353cc8b0c145c5d081fb850868bfb6ed9b25"/>
+    <w:bookmarkEnd w:id="30"/>
+    <w:bookmarkStart w:id="40" w:name="X016353cc8b0c145c5d081fb850868bfb6ed9b25"/>
     <w:p>
       <w:pPr>
         <w:pStyle w:val="Heading2"/>
@@ -692,18 +694,18 @@
           <wp:inline>
             <wp:extent cx="1668000" cy="901800"/>
             <wp:effectExtent b="0" l="0" r="0" t="0"/>
-            <wp:docPr descr="" title="" id="31" name="Picture"/>
+            <wp:docPr descr="" title="" id="32" name="Picture"/>
             <a:graphic>
               <a:graphicData uri="http://schemas.openxmlformats.org/drawingml/2006/picture">
                 <pic:pic>
                   <pic:nvPicPr>
-                    <pic:cNvPr descr="pix/brown_salmonella_fig1.png" id="32" name="Picture"/>
+                    <pic:cNvPr descr="pix/brown_salmonella_fig1.png" id="33" name="Picture"/>
                     <pic:cNvPicPr>
                       <a:picLocks noChangeArrowheads="1" noChangeAspect="1"/>
                     </pic:cNvPicPr>
                   </pic:nvPicPr>
                   <pic:blipFill>
-                    <a:blip r:embed="rId30"/>
+                    <a:blip r:embed="rId31"/>
                     <a:stretch>
                       <a:fillRect/>
                     </a:stretch>
@@ -762,18 +764,18 @@
           <wp:inline>
             <wp:extent cx="1200000" cy="955800"/>
             <wp:effectExtent b="0" l="0" r="0" t="0"/>
-            <wp:docPr descr="" title="" id="34" name="Picture"/>
+            <wp:docPr descr="" title="" id="35" name="Picture"/>
             <a:graphic>
               <a:graphicData uri="http://schemas.openxmlformats.org/drawingml/2006/picture">
                 <pic:pic>
                   <pic:nvPicPr>
-                    <pic:cNvPr descr="pix/brown_salmonella_fig2.png" id="35" name="Picture"/>
+                    <pic:cNvPr descr="pix/brown_salmonella_fig2.png" id="36" name="Picture"/>
                     <pic:cNvPicPr>
                       <a:picLocks noChangeArrowheads="1" noChangeAspect="1"/>
                     </pic:cNvPicPr>
                   </pic:nvPicPr>
                   <pic:blipFill>
-                    <a:blip r:embed="rId33"/>
+                    <a:blip r:embed="rId34"/>
                     <a:stretch>
                       <a:fillRect/>
                     </a:stretch>
@@ -834,18 +836,18 @@
           <wp:inline>
             <wp:extent cx="1201200" cy="885600"/>
             <wp:effectExtent b="0" l="0" r="0" t="0"/>
-            <wp:docPr descr="" title="" id="37" name="Picture"/>
+            <wp:docPr descr="" title="" id="38" name="Picture"/>
             <a:graphic>
               <a:graphicData uri="http://schemas.openxmlformats.org/drawingml/2006/picture">
                 <pic:pic>
                   <pic:nvPicPr>
-                    <pic:cNvPr descr="pix/brown_salmonella_fig3.png" id="38" name="Picture"/>
+                    <pic:cNvPr descr="pix/brown_salmonella_fig3.png" id="39" name="Picture"/>
                     <pic:cNvPicPr>
                       <a:picLocks noChangeArrowheads="1" noChangeAspect="1"/>
                     </pic:cNvPicPr>
                   </pic:nvPicPr>
                   <pic:blipFill>
-                    <a:blip r:embed="rId36"/>
+                    <a:blip r:embed="rId37"/>
                     <a:stretch>
                       <a:fillRect/>
                     </a:stretch>
@@ -934,8 +936,8 @@
         <w:t xml:space="preserve">our analysis predicts that the efficacy of common extracellular antibiotics can be enhanced by supplementation with antibiotics slowing intracellular bacterial division [bacteriostatic drugs]. This implies that both bacteriostatic and bactericidal drugs can potentiate the therapeutic efficacy of extracellular antibiotics.</w:t>
       </w:r>
     </w:p>
-    <w:bookmarkEnd w:id="39"/>
-    <w:bookmarkStart w:id="45" w:name="references"/>
+    <w:bookmarkEnd w:id="40"/>
+    <w:bookmarkStart w:id="46" w:name="references"/>
     <w:p>
       <w:pPr>
         <w:pStyle w:val="Heading2"/>
@@ -944,8 +946,8 @@
         <w:t xml:space="preserve">References</w:t>
       </w:r>
     </w:p>
-    <w:bookmarkStart w:id="44" w:name="refs"/>
-    <w:bookmarkStart w:id="41" w:name="ref-bonhoeffer_human_1997"/>
+    <w:bookmarkStart w:id="45" w:name="refs"/>
+    <w:bookmarkStart w:id="42" w:name="ref-bonhoeffer_human_1997"/>
     <w:p>
       <w:pPr>
         <w:pStyle w:val="Bibliography"/>
@@ -978,7 +980,7 @@
       <w:r>
         <w:t xml:space="preserve"> </w:t>
       </w:r>
-      <w:hyperlink r:id="rId40">
+      <w:hyperlink r:id="rId41">
         <w:r>
           <w:rPr>
             <w:rStyle w:val="Hyperlink"/>
@@ -990,8 +992,8 @@
         <w:t xml:space="preserve">.</w:t>
       </w:r>
     </w:p>
-    <w:bookmarkEnd w:id="41"/>
-    <w:bookmarkStart w:id="43" w:name="ref-brown_intracellular_2006"/>
+    <w:bookmarkEnd w:id="42"/>
+    <w:bookmarkStart w:id="44" w:name="ref-brown_intracellular_2006"/>
     <w:p>
       <w:pPr>
         <w:pStyle w:val="Bibliography"/>
@@ -1069,7 +1071,7 @@
       <w:r>
         <w:t xml:space="preserve"> </w:t>
       </w:r>
-      <w:hyperlink r:id="rId42">
+      <w:hyperlink r:id="rId43">
         <w:r>
           <w:rPr>
             <w:rStyle w:val="Hyperlink"/>
@@ -1081,8 +1083,8 @@
         <w:t xml:space="preserve">.</w:t>
       </w:r>
     </w:p>
-    <w:bookmarkEnd w:id="43"/>
     <w:bookmarkEnd w:id="44"/>
+    <w:bookmarkEnd w:id="45"/>
     <w:p>
       <w:r>
         <w:pict>
@@ -1095,10 +1097,10 @@
         <w:pStyle w:val="FirstParagraph"/>
       </w:pPr>
       <w:r>
-        <w:t xml:space="preserve">Last updated: 2025-08-21 15:00:58.573551</w:t>
-      </w:r>
-    </w:p>
-    <w:bookmarkEnd w:id="45"/>
+        <w:t xml:space="preserve">Last updated: 2025-09-30 17:21:33.713354</w:t>
+      </w:r>
+    </w:p>
+    <w:bookmarkEnd w:id="46"/>
     <w:sectPr/>
   </w:body>
 </w:document>

--- a/docs/notes/within.docx
+++ b/docs/notes/within.docx
@@ -935,17 +935,155 @@
       </w:r>
     </w:p>
     <w:bookmarkEnd w:id="39"/>
-    <w:bookmarkStart w:id="45" w:name="references"/>
+    <w:bookmarkStart w:id="43" w:name="bacterial-dynamics-in-drosophila"/>
     <w:p>
       <w:pPr>
         <w:pStyle w:val="Heading2"/>
       </w:pPr>
       <w:r>
+        <w:t xml:space="preserve">Bacterial dynamics in Drosophila</w:t>
+      </w:r>
+    </w:p>
+    <w:p>
+      <w:pPr>
+        <w:pStyle w:val="Compact"/>
+        <w:numPr>
+          <w:ilvl w:val="0"/>
+          <w:numId w:val="1009"/>
+        </w:numPr>
+      </w:pPr>
+      <w:r>
+        <w:t xml:space="preserve">Duneau et al. (2017)</w:t>
+      </w:r>
+    </w:p>
+    <w:p>
+      <w:pPr>
+        <w:pStyle w:val="FirstParagraph"/>
+      </w:pPr>
+      <w:r>
+        <w:drawing>
+          <wp:inline>
+            <wp:extent cx="5334000" cy="4669028"/>
+            <wp:effectExtent b="0" l="0" r="0" t="0"/>
+            <wp:docPr descr="" title="" id="41" name="Picture"/>
+            <a:graphic>
+              <a:graphicData uri="http://schemas.openxmlformats.org/drawingml/2006/picture">
+                <pic:pic>
+                  <pic:nvPicPr>
+                    <pic:cNvPr descr="pix/within_bacteria.jpg" id="42" name="Picture"/>
+                    <pic:cNvPicPr>
+                      <a:picLocks noChangeArrowheads="1" noChangeAspect="1"/>
+                    </pic:cNvPicPr>
+                  </pic:nvPicPr>
+                  <pic:blipFill>
+                    <a:blip r:embed="rId40"/>
+                    <a:stretch>
+                      <a:fillRect/>
+                    </a:stretch>
+                  </pic:blipFill>
+                  <pic:spPr bwMode="auto">
+                    <a:xfrm>
+                      <a:off x="0" y="0"/>
+                      <a:ext cx="5334000" cy="4669028"/>
+                    </a:xfrm>
+                    <a:prstGeom prst="rect">
+                      <a:avLst/>
+                    </a:prstGeom>
+                    <a:noFill/>
+                    <a:ln w="9525">
+                      <a:noFill/>
+                      <a:headEnd/>
+                      <a:tailEnd/>
+                    </a:ln>
+                  </pic:spPr>
+                </pic:pic>
+              </a:graphicData>
+            </a:graphic>
+          </wp:inline>
+        </w:drawing>
+      </w:r>
+    </w:p>
+    <w:p>
+      <w:pPr>
+        <w:pStyle w:val="BlockText"/>
+      </w:pPr>
+      <w:r>
+        <w:t xml:space="preserve">We have defined three parameters (</w:t>
+      </w:r>
+      <m:oMath>
+        <m:sSup>
+          <m:e>
+            <m:r>
+              <m:t>t</m:t>
+            </m:r>
+          </m:e>
+          <m:sup>
+            <m:r>
+              <m:t>c</m:t>
+            </m:r>
+          </m:sup>
+        </m:sSup>
+      </m:oMath>
+      <w:r>
+        <w:t xml:space="preserve"> </w:t>
+      </w:r>
+      <w:r>
+        <w:t xml:space="preserve">[average time to control],</w:t>
+      </w:r>
+      <w:r>
+        <w:t xml:space="preserve"> </w:t>
+      </w:r>
+      <m:oMath>
+        <m:r>
+          <m:t>μ</m:t>
+        </m:r>
+      </m:oMath>
+      <w:r>
+        <w:t xml:space="preserve"> </w:t>
+      </w:r>
+      <w:r>
+        <w:t xml:space="preserve">[early bacterial growth rate],</w:t>
+      </w:r>
+      <w:r>
+        <w:t xml:space="preserve"> </w:t>
+      </w:r>
+      <m:oMath>
+        <m:sSup>
+          <m:e>
+            <m:r>
+              <m:t>n</m:t>
+            </m:r>
+          </m:e>
+          <m:sup>
+            <m:r>
+              <m:rPr>
+                <m:nor/>
+                <m:sty m:val="p"/>
+              </m:rPr>
+              <m:t>Tip</m:t>
+            </m:r>
+          </m:sup>
+        </m:sSup>
+      </m:oMath>
+      <w:r>
+        <w:t xml:space="preserve"> </w:t>
+      </w:r>
+      <w:r>
+        <w:t xml:space="preserve">[bacterial load above which the host cannot control infection]) that are sufficient to predict ultimate infection outcome, although we still do not know whether variation in those parameters is due to micro-environmental variation, uncontrolled plasticity in developmental history, somatic mutations, or other factors that are uncontrolled or uncontrollable in experiments (e.g. depth of penetration of the needle during injection, site at which bacteria accumulate etc.) and in nature (e.g. time since last meal or mating, psychological status of the fly etc.) …</w:t>
+      </w:r>
+    </w:p>
+    <w:bookmarkEnd w:id="43"/>
+    <w:bookmarkStart w:id="51" w:name="references"/>
+    <w:p>
+      <w:pPr>
+        <w:pStyle w:val="Heading2"/>
+      </w:pPr>
+      <w:r>
         <w:t xml:space="preserve">References</w:t>
       </w:r>
     </w:p>
-    <w:bookmarkStart w:id="44" w:name="refs"/>
-    <w:bookmarkStart w:id="41" w:name="ref-bonhoeffer_human_1997"/>
+    <w:bookmarkStart w:id="50" w:name="refs"/>
+    <w:bookmarkStart w:id="45" w:name="ref-bonhoeffer_human_1997"/>
     <w:p>
       <w:pPr>
         <w:pStyle w:val="Bibliography"/>
@@ -978,7 +1116,7 @@
       <w:r>
         <w:t xml:space="preserve"> </w:t>
       </w:r>
-      <w:hyperlink r:id="rId40">
+      <w:hyperlink r:id="rId44">
         <w:r>
           <w:rPr>
             <w:rStyle w:val="Hyperlink"/>
@@ -990,8 +1128,8 @@
         <w:t xml:space="preserve">.</w:t>
       </w:r>
     </w:p>
-    <w:bookmarkEnd w:id="41"/>
-    <w:bookmarkStart w:id="43" w:name="ref-brown_intracellular_2006"/>
+    <w:bookmarkEnd w:id="45"/>
+    <w:bookmarkStart w:id="47" w:name="ref-brown_intracellular_2006"/>
     <w:p>
       <w:pPr>
         <w:pStyle w:val="Bibliography"/>
@@ -1069,7 +1207,7 @@
       <w:r>
         <w:t xml:space="preserve"> </w:t>
       </w:r>
-      <w:hyperlink r:id="rId42">
+      <w:hyperlink r:id="rId46">
         <w:r>
           <w:rPr>
             <w:rStyle w:val="Hyperlink"/>
@@ -1081,8 +1219,73 @@
         <w:t xml:space="preserve">.</w:t>
       </w:r>
     </w:p>
-    <w:bookmarkEnd w:id="43"/>
-    <w:bookmarkEnd w:id="44"/>
+    <w:bookmarkEnd w:id="47"/>
+    <w:bookmarkStart w:id="49" w:name="ref-duneauStochastic2017"/>
+    <w:p>
+      <w:pPr>
+        <w:pStyle w:val="Bibliography"/>
+      </w:pPr>
+      <w:r>
+        <w:t xml:space="preserve">Duneau, David, Jean-Baptiste Ferdy, Jonathan Revah, Hannah Kondolf, Gerardo A Ortiz, Brian P Lazzaro, and Nicolas Buchon. 2017.</w:t>
+      </w:r>
+      <w:r>
+        <w:t xml:space="preserve"> </w:t>
+      </w:r>
+      <w:r>
+        <w:t xml:space="preserve">“Stochastic Variation in the Initial Phase of Bacterial Infection Predicts the Probability of Survival in</w:t>
+      </w:r>
+      <w:r>
+        <w:t xml:space="preserve"> </w:t>
+      </w:r>
+      <w:r>
+        <w:rPr>
+          <w:i/>
+          <w:iCs/>
+        </w:rPr>
+        <w:t xml:space="preserve">D. Melanogaster</w:t>
+      </w:r>
+      <w:r>
+        <w:t xml:space="preserve">.”</w:t>
+      </w:r>
+      <w:r>
+        <w:t xml:space="preserve"> </w:t>
+      </w:r>
+      <w:r>
+        <w:t xml:space="preserve">Edited by Bruno Lemaître.</w:t>
+      </w:r>
+      <w:r>
+        <w:t xml:space="preserve"> </w:t>
+      </w:r>
+      <w:r>
+        <w:rPr>
+          <w:i/>
+          <w:iCs/>
+        </w:rPr>
+        <w:t xml:space="preserve">eLife</w:t>
+      </w:r>
+      <w:r>
+        <w:t xml:space="preserve"> </w:t>
+      </w:r>
+      <w:r>
+        <w:t xml:space="preserve">6 (October): e28298.</w:t>
+      </w:r>
+      <w:r>
+        <w:t xml:space="preserve"> </w:t>
+      </w:r>
+      <w:hyperlink r:id="rId48">
+        <w:r>
+          <w:rPr>
+            <w:rStyle w:val="Hyperlink"/>
+          </w:rPr>
+          <w:t xml:space="preserve">https://doi.org/10.7554/eLife.28298</w:t>
+        </w:r>
+      </w:hyperlink>
+      <w:r>
+        <w:t xml:space="preserve">.</w:t>
+      </w:r>
+    </w:p>
+    <w:bookmarkEnd w:id="49"/>
+    <w:bookmarkEnd w:id="50"/>
     <w:p>
       <w:r>
         <w:pict>
@@ -1095,10 +1298,10 @@
         <w:pStyle w:val="FirstParagraph"/>
       </w:pPr>
       <w:r>
-        <w:t xml:space="preserve">Last updated: 2025-08-21 15:00:58.573551</w:t>
-      </w:r>
-    </w:p>
-    <w:bookmarkEnd w:id="45"/>
+        <w:t xml:space="preserve">Last updated: 2025-10-02 21:37:36.095135</w:t>
+      </w:r>
+    </w:p>
+    <w:bookmarkEnd w:id="51"/>
     <w:sectPr/>
   </w:body>
 </w:document>
@@ -1333,6 +1536,9 @@
     <w:abstractNumId w:val="991"/>
   </w:num>
   <w:num w:numId="1008">
+    <w:abstractNumId w:val="991"/>
+  </w:num>
+  <w:num w:numId="1009">
     <w:abstractNumId w:val="991"/>
   </w:num>
 </w:numbering>

--- a/docs/notes/within.docx
+++ b/docs/notes/within.docx
@@ -1300,7 +1300,7 @@
         <w:pStyle w:val="FirstParagraph"/>
       </w:pPr>
       <w:r>
-        <w:t xml:space="preserve">Last updated: 2025-10-02 21:39:04.797517</w:t>
+        <w:t xml:space="preserve">Last updated: 2025-10-19 17:55:59.232552</w:t>
       </w:r>
     </w:p>
     <w:bookmarkEnd w:id="52"/>

--- a/docs/notes/within.docx
+++ b/docs/notes/within.docx
@@ -1300,7 +1300,7 @@
         <w:pStyle w:val="FirstParagraph"/>
       </w:pPr>
       <w:r>
-        <w:t xml:space="preserve">Last updated: 2025-10-19 17:55:59.232552</w:t>
+        <w:t xml:space="preserve">Last updated: 2025-10-31 09:49:32.314809</w:t>
       </w:r>
     </w:p>
     <w:bookmarkEnd w:id="52"/>
